--- a/Week 6/Sixth Week Report.docx
+++ b/Week 6/Sixth Week Report.docx
@@ -534,57 +534,6 @@
     </w:p>
     <w:p>
       <w:pPr>
-        <w:pStyle w:val="BodyText"/>
-        <w:spacing w:lineRule="auto" w:line="300" w:before="100" w:after="40"/>
-        <w:rPr>
-          <w:b/>
-          <w:color w:val="102A43"/>
-          <w:sz w:val="20"/>
-        </w:rPr>
-      </w:pPr>
-      <w:r>
-        <w:rPr>
-          <w:b/>
-          <w:color w:val="102A43"/>
-          <w:sz w:val="20"/>
-        </w:rPr>
-      </w:r>
-    </w:p>
-    <w:p>
-      <w:pPr>
-        <w:pStyle w:val="Normal"/>
-        <w:spacing w:before="100" w:after="40"/>
-        <w:rPr>
-          <w:b/>
-          <w:color w:val="102A43"/>
-          <w:sz w:val="20"/>
-        </w:rPr>
-      </w:pPr>
-      <w:r>
-        <w:rPr>
-          <w:b/>
-          <w:color w:val="102A43"/>
-          <w:sz w:val="20"/>
-        </w:rPr>
-      </w:r>
-    </w:p>
-    <w:p>
-      <w:pPr>
-        <w:pStyle w:val="Normal"/>
-        <w:shd w:val="clear" w:color="auto" w:fill="FAFBFC"/>
-        <w:spacing w:lineRule="auto" w:line="204" w:before="0" w:after="0"/>
-        <w:rPr/>
-      </w:pPr>
-      <w:r>
-        <w:rPr>
-          <w:color w:val="FFFFFF"/>
-          <w:sz w:val="12"/>
-        </w:rPr>
-        <w:t xml:space="preserve"> </w:t>
-      </w:r>
-    </w:p>
-    <w:p>
-      <w:pPr>
         <w:pStyle w:val="Normal"/>
         <w:spacing w:before="100" w:after="40"/>
         <w:rPr>
@@ -1112,6 +1061,24 @@
           <w:sz w:val="12"/>
         </w:rPr>
         <w:t xml:space="preserve"> </w:t>
+      </w:r>
+    </w:p>
+    <w:p>
+      <w:pPr>
+        <w:pStyle w:val="Normal"/>
+        <w:spacing w:before="100" w:after="40"/>
+        <w:rPr>
+          <w:b/>
+          <w:color w:val="102A43"/>
+          <w:sz w:val="20"/>
+        </w:rPr>
+      </w:pPr>
+      <w:r>
+        <w:rPr>
+          <w:b/>
+          <w:color w:val="102A43"/>
+          <w:sz w:val="20"/>
+        </w:rPr>
       </w:r>
     </w:p>
     <w:p>
@@ -1801,6 +1768,7 @@
             </w:pPr>
             <w:r>
               <w:rPr/>
+              <w:t>12/09/2026</w:t>
             </w:r>
           </w:p>
         </w:tc>
@@ -3307,12 +3275,13 @@
     <w:rsid w:val="009c0bf6"/>
     <w:pPr>
       <w:widowControl/>
+      <w:suppressAutoHyphens w:val="true"/>
       <w:bidi w:val="0"/>
       <w:spacing w:lineRule="auto" w:line="300" w:before="0" w:after="120"/>
       <w:jc w:val="start"/>
     </w:pPr>
     <w:rPr>
-      <w:rFonts w:ascii="Calibri" w:hAnsi="Calibri" w:eastAsia="" w:eastAsiaTheme="minorEastAsia" w:cs=""/>
+      <w:rFonts w:ascii="Calibri" w:hAnsi="Calibri" w:eastAsia="" w:cs="" w:eastAsiaTheme="minorEastAsia"/>
       <w:color w:val="243142"/>
       <w:kern w:val="0"/>
       <w:sz w:val="22"/>
@@ -3368,8 +3337,8 @@
       <w:szCs w:val="26"/>
     </w:rPr>
   </w:style>
-  <w:style w:type="character" w:styleId="Bullets">
-    <w:name w:val="Bullets"/>
+  <w:style w:type="character" w:styleId="Bulletsuser">
+    <w:name w:val="Bullets (user)"/>
     <w:qFormat/>
     <w:rPr>
       <w:rFonts w:ascii="OpenSymbol" w:hAnsi="OpenSymbol" w:eastAsia="OpenSymbol" w:cs="OpenSymbol"/>
